--- a/Backend/Director_Disclosure/Output_Disclosures/2024-25/ADANI_RENEWABLE_ENERGY_FIFTY_THREE_LIMITED/MBP-1/MBP1_Rajesh_Nandlal_Lakhara_10358329.docx
+++ b/Backend/Director_Disclosure/Output_Disclosures/2024-25/ADANI_RENEWABLE_ENERGY_FIFTY_THREE_LIMITED/MBP-1/MBP1_Rajesh_Nandlal_Lakhara_10358329.docx
@@ -93,167 +93,17 @@
     </w:p>
     <w:p>
       <w:pPr>
-        <w:spacing w:before="0" w:after="0"/>
-        <w:jc w:val="left"/>
-      </w:pPr>
-      <w:r>
-        <w:rPr>
-          <w:rFonts w:ascii="Adani" w:hAnsi="Adani"/>
-          <w:b w:val="0"/>
-          <w:sz w:val="20"/>
-          <w:u w:val="none"/>
-        </w:rPr>
-        <w:t>ADANI RENEWABLE ENERGY FIFTY NINE LIMITED</w:t>
-      </w:r>
-    </w:p>
-    <w:p>
-      <w:pPr>
-        <w:spacing w:before="0" w:after="0"/>
-        <w:jc w:val="left"/>
-      </w:pPr>
-      <w:r>
-        <w:rPr>
-          <w:rFonts w:ascii="Adani" w:hAnsi="Adani"/>
-          <w:b w:val="0"/>
-          <w:sz w:val="20"/>
-          <w:u w:val="none"/>
-        </w:rPr>
-        <w:t>ADANI SOLAR ENERGY AP SIX PRIVATE LIMITED</w:t>
-      </w:r>
-    </w:p>
-    <w:p>
-      <w:pPr>
-        <w:spacing w:before="0" w:after="0"/>
-        <w:jc w:val="left"/>
-      </w:pPr>
-      <w:r>
-        <w:rPr>
-          <w:rFonts w:ascii="Adani" w:hAnsi="Adani"/>
-          <w:b w:val="0"/>
-          <w:sz w:val="20"/>
-          <w:u w:val="none"/>
-        </w:rPr>
-        <w:t>ADANI HYDRO ENERGY FOUR LIMITED</w:t>
-      </w:r>
-    </w:p>
-    <w:p>
-      <w:pPr>
-        <w:spacing w:before="0" w:after="0"/>
-        <w:jc w:val="left"/>
-      </w:pPr>
-      <w:r>
-        <w:rPr>
-          <w:rFonts w:ascii="Adani" w:hAnsi="Adani"/>
-          <w:b w:val="0"/>
-          <w:sz w:val="20"/>
-          <w:u w:val="none"/>
-        </w:rPr>
-        <w:t>ADANI HYDRO ENERGY TWO LIMITED</w:t>
-      </w:r>
-    </w:p>
-    <w:p>
-      <w:pPr>
-        <w:spacing w:before="0" w:after="0"/>
-        <w:jc w:val="left"/>
-      </w:pPr>
-      <w:r>
-        <w:rPr>
-          <w:rFonts w:ascii="Adani" w:hAnsi="Adani"/>
-          <w:b w:val="0"/>
-          <w:sz w:val="20"/>
-          <w:u w:val="none"/>
-        </w:rPr>
-        <w:t>ADANI HYDRO ENERGY ONE LIMITED</w:t>
-      </w:r>
-    </w:p>
-    <w:p>
-      <w:pPr>
-        <w:spacing w:before="0" w:after="0"/>
-        <w:jc w:val="left"/>
-      </w:pPr>
-      <w:r>
-        <w:rPr>
-          <w:rFonts w:ascii="Adani" w:hAnsi="Adani"/>
-          <w:b w:val="0"/>
-          <w:sz w:val="20"/>
-          <w:u w:val="none"/>
-        </w:rPr>
-        <w:t>ADANI HYDRO ENERGY THREE LIMITED</w:t>
-      </w:r>
-    </w:p>
-    <w:p>
-      <w:pPr>
-        <w:spacing w:before="0" w:after="0"/>
-        <w:jc w:val="left"/>
-      </w:pPr>
-      <w:r>
-        <w:rPr>
-          <w:rFonts w:ascii="Adani" w:hAnsi="Adani"/>
-          <w:b w:val="0"/>
-          <w:sz w:val="20"/>
-          <w:u w:val="none"/>
-        </w:rPr>
-        <w:t>ADANI HYDRO ENERGY FIVE LIMITED</w:t>
-      </w:r>
-    </w:p>
-    <w:p>
-      <w:pPr>
-        <w:spacing w:before="0" w:after="0"/>
-        <w:jc w:val="left"/>
-      </w:pPr>
-      <w:r>
-        <w:rPr>
-          <w:rFonts w:ascii="Adani" w:hAnsi="Adani"/>
-          <w:b w:val="0"/>
-          <w:sz w:val="20"/>
-          <w:u w:val="none"/>
-        </w:rPr>
-        <w:t>ADANI RENEWABLE ENERGY FIFTY FOUR LIMITED</w:t>
-      </w:r>
-    </w:p>
-    <w:p>
-      <w:pPr>
-        <w:spacing w:before="0" w:after="0"/>
-        <w:jc w:val="left"/>
-      </w:pPr>
-      <w:r>
-        <w:rPr>
-          <w:rFonts w:ascii="Adani" w:hAnsi="Adani"/>
-          <w:b w:val="0"/>
-          <w:sz w:val="20"/>
-          <w:u w:val="none"/>
-        </w:rPr>
-        <w:t>ADANI RENEWABLE ENERGY FIFTY THREE LIMITED</w:t>
-      </w:r>
-    </w:p>
-    <w:p>
-      <w:pPr>
-        <w:spacing w:before="0" w:after="0"/>
-        <w:jc w:val="left"/>
-      </w:pPr>
-      <w:r>
-        <w:rPr>
-          <w:rFonts w:ascii="Adani" w:hAnsi="Adani"/>
-          <w:b w:val="0"/>
-          <w:sz w:val="20"/>
-          <w:u w:val="none"/>
-        </w:rPr>
-        <w:t>ADANI RENEWABLE ENERGY FIFTY TWO LIMITED</w:t>
-      </w:r>
-    </w:p>
-    <w:p>
-      <w:pPr>
         <w:spacing w:before="0" w:after="160"/>
         <w:jc w:val="left"/>
       </w:pPr>
       <w:r>
         <w:rPr>
           <w:rFonts w:ascii="Adani" w:hAnsi="Adani"/>
-          <w:b w:val="0"/>
+          <w:b/>
           <w:sz w:val="20"/>
           <w:u w:val="none"/>
         </w:rPr>
-        <w:t>ADANI RENEWABLE ENERGY FIFTY ONE LIMITED</w:t>
+        <w:t>ADANI RENEWABLE ENERGY FIFTY THREE LIMITED</w:t>
       </w:r>
     </w:p>
     <w:p>
@@ -1107,7 +957,7 @@
                 <w:sz w:val="18"/>
                 <w:u w:val="none"/>
               </w:rPr>
-              <w:t>ADANI HYDRO ENERGY ONE LIMITED</w:t>
+              <w:t>ADANI HYDRO ENERGY THREE LIMITED</w:t>
             </w:r>
           </w:p>
         </w:tc>
@@ -1249,7 +1099,7 @@
                 <w:sz w:val="18"/>
                 <w:u w:val="none"/>
               </w:rPr>
-              <w:t>ADANI HYDRO ENERGY THREE LIMITED</w:t>
+              <w:t>ADANI HYDRO ENERGY ONE LIMITED</w:t>
             </w:r>
           </w:p>
         </w:tc>
@@ -1533,7 +1383,7 @@
                 <w:sz w:val="18"/>
                 <w:u w:val="none"/>
               </w:rPr>
-              <w:t>ADANI RENEWABLE ENERGY FIFTY FOUR LIMITED</w:t>
+              <w:t>ADANI RENEWABLE ENERGY FIFTY THREE LIMITED</w:t>
             </w:r>
           </w:p>
         </w:tc>
@@ -1675,7 +1525,7 @@
                 <w:sz w:val="18"/>
                 <w:u w:val="none"/>
               </w:rPr>
-              <w:t>ADANI RENEWABLE ENERGY FIFTY THREE LIMITED</w:t>
+              <w:t>ADANI RENEWABLE ENERGY FIFTY FOUR LIMITED</w:t>
             </w:r>
           </w:p>
         </w:tc>
@@ -2280,7 +2130,7 @@
                 <w:sz w:val="18"/>
                 <w:u w:val="none"/>
               </w:rPr>
-              <w:t>Date:   07th May, 2026</w:t>
+              <w:t>Date:   15th May, 2026</w:t>
             </w:r>
           </w:p>
         </w:tc>
@@ -2546,174 +2396,441 @@
         <w:t>:</w:t>
       </w:r>
     </w:p>
-    <w:p>
-      <w:pPr>
-        <w:pStyle w:val="ListNumber"/>
-        <w:spacing w:before="0" w:after="40"/>
-        <w:ind w:left="720"/>
-      </w:pPr>
-      <w:r>
-        <w:rPr>
-          <w:rFonts w:ascii="Adani" w:hAnsi="Adani"/>
-          <w:b w:val="0"/>
-          <w:sz w:val="20"/>
-          <w:u w:val="none"/>
-        </w:rPr>
-        <w:t>Father</w:t>
-        <w:tab/>
-        <w:tab/>
-        <w:t>:</w:t>
-        <w:tab/>
-        <w:t>NIL</w:t>
-      </w:r>
-    </w:p>
-    <w:p>
-      <w:pPr>
-        <w:pStyle w:val="ListNumber"/>
-        <w:spacing w:before="0" w:after="40"/>
-        <w:ind w:left="720"/>
-      </w:pPr>
-      <w:r>
-        <w:rPr>
-          <w:rFonts w:ascii="Adani" w:hAnsi="Adani"/>
-          <w:b w:val="0"/>
-          <w:sz w:val="20"/>
-          <w:u w:val="none"/>
-        </w:rPr>
-        <w:t>Mother</w:t>
-        <w:tab/>
-        <w:tab/>
-        <w:t>:</w:t>
-        <w:tab/>
-        <w:t>NIL</w:t>
-      </w:r>
-    </w:p>
-    <w:p>
-      <w:pPr>
-        <w:pStyle w:val="ListNumber"/>
-        <w:spacing w:before="0" w:after="40"/>
-        <w:ind w:left="720"/>
-      </w:pPr>
-      <w:r>
-        <w:rPr>
-          <w:rFonts w:ascii="Adani" w:hAnsi="Adani"/>
-          <w:b w:val="0"/>
-          <w:sz w:val="20"/>
-          <w:u w:val="none"/>
-        </w:rPr>
-        <w:t>Son</w:t>
-        <w:tab/>
-        <w:tab/>
-        <w:t>:</w:t>
-        <w:tab/>
-        <w:t>NIL</w:t>
-      </w:r>
-    </w:p>
-    <w:p>
-      <w:pPr>
-        <w:pStyle w:val="ListNumber"/>
-        <w:spacing w:before="0" w:after="40"/>
-        <w:ind w:left="720"/>
-      </w:pPr>
-      <w:r>
-        <w:rPr>
-          <w:rFonts w:ascii="Adani" w:hAnsi="Adani"/>
-          <w:b w:val="0"/>
-          <w:sz w:val="20"/>
-          <w:u w:val="none"/>
-        </w:rPr>
-        <w:t>Son's Wife</w:t>
-        <w:tab/>
-        <w:tab/>
-        <w:t>:</w:t>
-        <w:tab/>
-        <w:t>NIL</w:t>
-      </w:r>
-    </w:p>
-    <w:p>
-      <w:pPr>
-        <w:pStyle w:val="ListNumber"/>
-        <w:spacing w:before="0" w:after="40"/>
-        <w:ind w:left="720"/>
-      </w:pPr>
-      <w:r>
-        <w:rPr>
-          <w:rFonts w:ascii="Adani" w:hAnsi="Adani"/>
-          <w:b w:val="0"/>
-          <w:sz w:val="20"/>
-          <w:u w:val="none"/>
-        </w:rPr>
-        <w:t>Daughter</w:t>
-        <w:tab/>
-        <w:tab/>
-        <w:t>:</w:t>
-        <w:tab/>
-        <w:t>NIL</w:t>
-      </w:r>
-    </w:p>
-    <w:p>
-      <w:pPr>
-        <w:pStyle w:val="ListNumber"/>
-        <w:spacing w:before="0" w:after="40"/>
-        <w:ind w:left="720"/>
-      </w:pPr>
-      <w:r>
-        <w:rPr>
-          <w:rFonts w:ascii="Adani" w:hAnsi="Adani"/>
-          <w:b w:val="0"/>
-          <w:sz w:val="20"/>
-          <w:u w:val="none"/>
-        </w:rPr>
-        <w:t>Daughter's Husband</w:t>
-        <w:tab/>
-        <w:tab/>
-        <w:t>:</w:t>
-        <w:tab/>
-        <w:t>NIL</w:t>
-      </w:r>
-    </w:p>
-    <w:p>
-      <w:pPr>
-        <w:pStyle w:val="ListNumber"/>
-        <w:spacing w:before="0" w:after="40"/>
-        <w:ind w:left="720"/>
-      </w:pPr>
-      <w:r>
-        <w:rPr>
-          <w:rFonts w:ascii="Adani" w:hAnsi="Adani"/>
-          <w:b w:val="0"/>
-          <w:sz w:val="20"/>
-          <w:u w:val="none"/>
-        </w:rPr>
-        <w:t>Brother</w:t>
-        <w:tab/>
-        <w:tab/>
-        <w:t>:</w:t>
-        <w:tab/>
-        <w:t>NIL</w:t>
-      </w:r>
-    </w:p>
-    <w:p>
-      <w:pPr>
-        <w:pStyle w:val="ListNumber"/>
-        <w:spacing w:before="0" w:after="40"/>
-        <w:ind w:left="720"/>
-      </w:pPr>
-      <w:r>
-        <w:rPr>
-          <w:rFonts w:ascii="Adani" w:hAnsi="Adani"/>
-          <w:b w:val="0"/>
-          <w:sz w:val="20"/>
-          <w:u w:val="none"/>
-        </w:rPr>
-        <w:t>Sister</w:t>
-        <w:tab/>
-        <w:tab/>
-        <w:t>:</w:t>
-        <w:tab/>
-        <w:t>NIL</w:t>
-      </w:r>
-    </w:p>
+    <w:tbl>
+      <w:tblPr>
+        <w:tblW w:type="auto" w:w="0"/>
+        <w:jc w:val="left"/>
+        <w:tblLook w:firstColumn="1" w:firstRow="1" w:lastColumn="0" w:lastRow="0" w:noHBand="0" w:noVBand="1" w:val="04A0"/>
+      </w:tblPr>
+      <w:tblGrid>
+        <w:gridCol w:w="4536"/>
+        <w:gridCol w:w="4536"/>
+      </w:tblGrid>
+      <w:tr>
+        <w:tc>
+          <w:tcPr>
+            <w:tcW w:type="dxa" w:w="4536"/>
+            <w:tcBorders>
+              <w:top w:val="none"/>
+              <w:bottom w:val="none"/>
+              <w:left w:val="none"/>
+              <w:right w:val="none"/>
+            </w:tcBorders>
+          </w:tcPr>
+          <w:p>
+            <w:pPr>
+              <w:ind w:left="720"/>
+            </w:pPr>
+            <w:r>
+              <w:rPr>
+                <w:rFonts w:ascii="Adani" w:hAnsi="Adani"/>
+                <w:b w:val="0"/>
+                <w:sz w:val="20"/>
+                <w:u w:val="none"/>
+              </w:rPr>
+              <w:t>1.</w:t>
+              <w:tab/>
+              <w:t>Father</w:t>
+              <w:tab/>
+              <w:t>:</w:t>
+            </w:r>
+          </w:p>
+        </w:tc>
+        <w:tc>
+          <w:tcPr>
+            <w:tcW w:type="dxa" w:w="4536"/>
+            <w:tcBorders>
+              <w:top w:val="none"/>
+              <w:bottom w:val="none"/>
+              <w:left w:val="none"/>
+              <w:right w:val="none"/>
+            </w:tcBorders>
+          </w:tcPr>
+          <w:p>
+            <w:r>
+              <w:rPr>
+                <w:rFonts w:ascii="Adani" w:hAnsi="Adani"/>
+                <w:b w:val="0"/>
+                <w:sz w:val="20"/>
+                <w:u w:val="none"/>
+              </w:rPr>
+              <w:t>NIL</w:t>
+            </w:r>
+          </w:p>
+        </w:tc>
+      </w:tr>
+      <w:tr>
+        <w:tc>
+          <w:tcPr>
+            <w:tcW w:type="dxa" w:w="4536"/>
+            <w:tcBorders>
+              <w:top w:val="none"/>
+              <w:bottom w:val="none"/>
+              <w:left w:val="none"/>
+              <w:right w:val="none"/>
+            </w:tcBorders>
+          </w:tcPr>
+          <w:p>
+            <w:pPr>
+              <w:ind w:left="720"/>
+            </w:pPr>
+            <w:r>
+              <w:rPr>
+                <w:rFonts w:ascii="Adani" w:hAnsi="Adani"/>
+                <w:b w:val="0"/>
+                <w:sz w:val="20"/>
+                <w:u w:val="none"/>
+              </w:rPr>
+              <w:t>2.</w:t>
+              <w:tab/>
+              <w:t>Mother</w:t>
+              <w:tab/>
+              <w:t>:</w:t>
+            </w:r>
+          </w:p>
+        </w:tc>
+        <w:tc>
+          <w:tcPr>
+            <w:tcW w:type="dxa" w:w="4536"/>
+            <w:tcBorders>
+              <w:top w:val="none"/>
+              <w:bottom w:val="none"/>
+              <w:left w:val="none"/>
+              <w:right w:val="none"/>
+            </w:tcBorders>
+          </w:tcPr>
+          <w:p>
+            <w:r>
+              <w:rPr>
+                <w:rFonts w:ascii="Adani" w:hAnsi="Adani"/>
+                <w:b w:val="0"/>
+                <w:sz w:val="20"/>
+                <w:u w:val="none"/>
+              </w:rPr>
+              <w:t>NIL</w:t>
+            </w:r>
+          </w:p>
+        </w:tc>
+      </w:tr>
+      <w:tr>
+        <w:tc>
+          <w:tcPr>
+            <w:tcW w:type="dxa" w:w="4536"/>
+            <w:tcBorders>
+              <w:top w:val="none"/>
+              <w:bottom w:val="none"/>
+              <w:left w:val="none"/>
+              <w:right w:val="none"/>
+            </w:tcBorders>
+          </w:tcPr>
+          <w:p>
+            <w:pPr>
+              <w:ind w:left="720"/>
+            </w:pPr>
+            <w:r>
+              <w:rPr>
+                <w:rFonts w:ascii="Adani" w:hAnsi="Adani"/>
+                <w:b w:val="0"/>
+                <w:sz w:val="20"/>
+                <w:u w:val="none"/>
+              </w:rPr>
+              <w:t>3.</w:t>
+              <w:tab/>
+              <w:t>Son</w:t>
+              <w:tab/>
+              <w:t>:</w:t>
+            </w:r>
+          </w:p>
+        </w:tc>
+        <w:tc>
+          <w:tcPr>
+            <w:tcW w:type="dxa" w:w="4536"/>
+            <w:tcBorders>
+              <w:top w:val="none"/>
+              <w:bottom w:val="none"/>
+              <w:left w:val="none"/>
+              <w:right w:val="none"/>
+            </w:tcBorders>
+          </w:tcPr>
+          <w:p>
+            <w:r>
+              <w:rPr>
+                <w:rFonts w:ascii="Adani" w:hAnsi="Adani"/>
+                <w:b w:val="0"/>
+                <w:sz w:val="20"/>
+                <w:u w:val="none"/>
+              </w:rPr>
+              <w:t>NIL</w:t>
+            </w:r>
+          </w:p>
+        </w:tc>
+      </w:tr>
+      <w:tr>
+        <w:tc>
+          <w:tcPr>
+            <w:tcW w:type="dxa" w:w="4536"/>
+            <w:tcBorders>
+              <w:top w:val="none"/>
+              <w:bottom w:val="none"/>
+              <w:left w:val="none"/>
+              <w:right w:val="none"/>
+            </w:tcBorders>
+          </w:tcPr>
+          <w:p>
+            <w:pPr>
+              <w:ind w:left="720"/>
+            </w:pPr>
+            <w:r>
+              <w:rPr>
+                <w:rFonts w:ascii="Adani" w:hAnsi="Adani"/>
+                <w:b w:val="0"/>
+                <w:sz w:val="20"/>
+                <w:u w:val="none"/>
+              </w:rPr>
+              <w:t>4.</w:t>
+              <w:tab/>
+              <w:t>Son's Wife</w:t>
+              <w:tab/>
+              <w:t>:</w:t>
+            </w:r>
+          </w:p>
+        </w:tc>
+        <w:tc>
+          <w:tcPr>
+            <w:tcW w:type="dxa" w:w="4536"/>
+            <w:tcBorders>
+              <w:top w:val="none"/>
+              <w:bottom w:val="none"/>
+              <w:left w:val="none"/>
+              <w:right w:val="none"/>
+            </w:tcBorders>
+          </w:tcPr>
+          <w:p>
+            <w:r>
+              <w:rPr>
+                <w:rFonts w:ascii="Adani" w:hAnsi="Adani"/>
+                <w:b w:val="0"/>
+                <w:sz w:val="20"/>
+                <w:u w:val="none"/>
+              </w:rPr>
+              <w:t>NIL</w:t>
+            </w:r>
+          </w:p>
+        </w:tc>
+      </w:tr>
+      <w:tr>
+        <w:tc>
+          <w:tcPr>
+            <w:tcW w:type="dxa" w:w="4536"/>
+            <w:tcBorders>
+              <w:top w:val="none"/>
+              <w:bottom w:val="none"/>
+              <w:left w:val="none"/>
+              <w:right w:val="none"/>
+            </w:tcBorders>
+          </w:tcPr>
+          <w:p>
+            <w:pPr>
+              <w:ind w:left="720"/>
+            </w:pPr>
+            <w:r>
+              <w:rPr>
+                <w:rFonts w:ascii="Adani" w:hAnsi="Adani"/>
+                <w:b w:val="0"/>
+                <w:sz w:val="20"/>
+                <w:u w:val="none"/>
+              </w:rPr>
+              <w:t>5.</w:t>
+              <w:tab/>
+              <w:t>Daughter</w:t>
+              <w:tab/>
+              <w:t>:</w:t>
+            </w:r>
+          </w:p>
+        </w:tc>
+        <w:tc>
+          <w:tcPr>
+            <w:tcW w:type="dxa" w:w="4536"/>
+            <w:tcBorders>
+              <w:top w:val="none"/>
+              <w:bottom w:val="none"/>
+              <w:left w:val="none"/>
+              <w:right w:val="none"/>
+            </w:tcBorders>
+          </w:tcPr>
+          <w:p>
+            <w:r>
+              <w:rPr>
+                <w:rFonts w:ascii="Adani" w:hAnsi="Adani"/>
+                <w:b w:val="0"/>
+                <w:sz w:val="20"/>
+                <w:u w:val="none"/>
+              </w:rPr>
+              <w:t>NIL</w:t>
+            </w:r>
+          </w:p>
+        </w:tc>
+      </w:tr>
+      <w:tr>
+        <w:tc>
+          <w:tcPr>
+            <w:tcW w:type="dxa" w:w="4536"/>
+            <w:tcBorders>
+              <w:top w:val="none"/>
+              <w:bottom w:val="none"/>
+              <w:left w:val="none"/>
+              <w:right w:val="none"/>
+            </w:tcBorders>
+          </w:tcPr>
+          <w:p>
+            <w:pPr>
+              <w:ind w:left="720"/>
+            </w:pPr>
+            <w:r>
+              <w:rPr>
+                <w:rFonts w:ascii="Adani" w:hAnsi="Adani"/>
+                <w:b w:val="0"/>
+                <w:sz w:val="20"/>
+                <w:u w:val="none"/>
+              </w:rPr>
+              <w:t>6.</w:t>
+              <w:tab/>
+              <w:t>Daughter's Husband</w:t>
+              <w:tab/>
+              <w:t>:</w:t>
+            </w:r>
+          </w:p>
+        </w:tc>
+        <w:tc>
+          <w:tcPr>
+            <w:tcW w:type="dxa" w:w="4536"/>
+            <w:tcBorders>
+              <w:top w:val="none"/>
+              <w:bottom w:val="none"/>
+              <w:left w:val="none"/>
+              <w:right w:val="none"/>
+            </w:tcBorders>
+          </w:tcPr>
+          <w:p>
+            <w:r>
+              <w:rPr>
+                <w:rFonts w:ascii="Adani" w:hAnsi="Adani"/>
+                <w:b w:val="0"/>
+                <w:sz w:val="20"/>
+                <w:u w:val="none"/>
+              </w:rPr>
+              <w:t>NIL</w:t>
+            </w:r>
+          </w:p>
+        </w:tc>
+      </w:tr>
+      <w:tr>
+        <w:tc>
+          <w:tcPr>
+            <w:tcW w:type="dxa" w:w="4536"/>
+            <w:tcBorders>
+              <w:top w:val="none"/>
+              <w:bottom w:val="none"/>
+              <w:left w:val="none"/>
+              <w:right w:val="none"/>
+            </w:tcBorders>
+          </w:tcPr>
+          <w:p>
+            <w:pPr>
+              <w:ind w:left="720"/>
+            </w:pPr>
+            <w:r>
+              <w:rPr>
+                <w:rFonts w:ascii="Adani" w:hAnsi="Adani"/>
+                <w:b w:val="0"/>
+                <w:sz w:val="20"/>
+                <w:u w:val="none"/>
+              </w:rPr>
+              <w:t>7.</w:t>
+              <w:tab/>
+              <w:t>Brother</w:t>
+              <w:tab/>
+              <w:t>:</w:t>
+            </w:r>
+          </w:p>
+        </w:tc>
+        <w:tc>
+          <w:tcPr>
+            <w:tcW w:type="dxa" w:w="4536"/>
+            <w:tcBorders>
+              <w:top w:val="none"/>
+              <w:bottom w:val="none"/>
+              <w:left w:val="none"/>
+              <w:right w:val="none"/>
+            </w:tcBorders>
+          </w:tcPr>
+          <w:p>
+            <w:r>
+              <w:rPr>
+                <w:rFonts w:ascii="Adani" w:hAnsi="Adani"/>
+                <w:b w:val="0"/>
+                <w:sz w:val="20"/>
+                <w:u w:val="none"/>
+              </w:rPr>
+              <w:t>NIL</w:t>
+            </w:r>
+          </w:p>
+        </w:tc>
+      </w:tr>
+      <w:tr>
+        <w:tc>
+          <w:tcPr>
+            <w:tcW w:type="dxa" w:w="4536"/>
+            <w:tcBorders>
+              <w:top w:val="none"/>
+              <w:bottom w:val="none"/>
+              <w:left w:val="none"/>
+              <w:right w:val="none"/>
+            </w:tcBorders>
+          </w:tcPr>
+          <w:p>
+            <w:pPr>
+              <w:ind w:left="720"/>
+            </w:pPr>
+            <w:r>
+              <w:rPr>
+                <w:rFonts w:ascii="Adani" w:hAnsi="Adani"/>
+                <w:b w:val="0"/>
+                <w:sz w:val="20"/>
+                <w:u w:val="none"/>
+              </w:rPr>
+              <w:t>8.</w:t>
+              <w:tab/>
+              <w:t>Sister</w:t>
+              <w:tab/>
+              <w:t>:</w:t>
+            </w:r>
+          </w:p>
+        </w:tc>
+        <w:tc>
+          <w:tcPr>
+            <w:tcW w:type="dxa" w:w="4536"/>
+            <w:tcBorders>
+              <w:top w:val="none"/>
+              <w:bottom w:val="none"/>
+              <w:left w:val="none"/>
+              <w:right w:val="none"/>
+            </w:tcBorders>
+          </w:tcPr>
+          <w:p>
+            <w:r>
+              <w:rPr>
+                <w:rFonts w:ascii="Adani" w:hAnsi="Adani"/>
+                <w:b w:val="0"/>
+                <w:sz w:val="20"/>
+                <w:u w:val="none"/>
+              </w:rPr>
+              <w:t>NIL</w:t>
+            </w:r>
+          </w:p>
+        </w:tc>
+      </w:tr>
+    </w:tbl>
     <w:p/>
     <w:p>
       <w:pPr>
@@ -3050,7 +3167,7 @@
                 <w:sz w:val="18"/>
                 <w:u w:val="none"/>
               </w:rPr>
-              <w:t>Date:   07th May, 2026</w:t>
+              <w:t>Date:   15th May, 2026</w:t>
             </w:r>
           </w:p>
         </w:tc>
@@ -3211,7 +3328,7 @@
           <w:sz w:val="20"/>
           <w:u w:val="none"/>
         </w:rPr>
-        <w:t>07th May, 2026</w:t>
+        <w:t>15th May, 2026</w:t>
       </w:r>
     </w:p>
     <w:p>
@@ -3316,7 +3433,7 @@
           <w:sz w:val="20"/>
           <w:u w:val="none"/>
         </w:rPr>
-        <w:t>ADANI HYDRO ENERGY ONE LIMITED</w:t>
+        <w:t>ADANI HYDRO ENERGY THREE LIMITED</w:t>
       </w:r>
     </w:p>
     <w:p>
@@ -3331,7 +3448,7 @@
           <w:sz w:val="20"/>
           <w:u w:val="none"/>
         </w:rPr>
-        <w:t>ADANI HYDRO ENERGY THREE LIMITED</w:t>
+        <w:t>ADANI HYDRO ENERGY ONE LIMITED</w:t>
       </w:r>
     </w:p>
     <w:p>
@@ -3361,7 +3478,7 @@
           <w:sz w:val="20"/>
           <w:u w:val="none"/>
         </w:rPr>
-        <w:t>ADANI RENEWABLE ENERGY FIFTY FOUR LIMITED</w:t>
+        <w:t>ADANI RENEWABLE ENERGY FIFTY THREE LIMITED</w:t>
       </w:r>
     </w:p>
     <w:p>
@@ -3376,7 +3493,7 @@
           <w:sz w:val="20"/>
           <w:u w:val="none"/>
         </w:rPr>
-        <w:t>ADANI RENEWABLE ENERGY FIFTY THREE LIMITED</w:t>
+        <w:t>ADANI RENEWABLE ENERGY FIFTY FOUR LIMITED</w:t>
       </w:r>
     </w:p>
     <w:p>
@@ -3512,7 +3629,7 @@
           <w:sz w:val="20"/>
           <w:u w:val="none"/>
         </w:rPr>
-        <w:t>ADANI HYDRO ENERGY ONE LIMITED</w:t>
+        <w:t>ADANI HYDRO ENERGY THREE LIMITED</w:t>
       </w:r>
     </w:p>
     <w:p>
@@ -3527,7 +3644,7 @@
           <w:sz w:val="20"/>
           <w:u w:val="none"/>
         </w:rPr>
-        <w:t>ADANI HYDRO ENERGY THREE LIMITED</w:t>
+        <w:t>ADANI HYDRO ENERGY ONE LIMITED</w:t>
       </w:r>
     </w:p>
     <w:p>
@@ -3557,7 +3674,7 @@
           <w:sz w:val="20"/>
           <w:u w:val="none"/>
         </w:rPr>
-        <w:t>ADANI RENEWABLE ENERGY FIFTY FOUR LIMITED</w:t>
+        <w:t>ADANI RENEWABLE ENERGY FIFTY THREE LIMITED</w:t>
       </w:r>
     </w:p>
     <w:p>
@@ -3572,7 +3689,7 @@
           <w:sz w:val="20"/>
           <w:u w:val="none"/>
         </w:rPr>
-        <w:t>ADANI RENEWABLE ENERGY FIFTY THREE LIMITED</w:t>
+        <w:t>ADANI RENEWABLE ENERGY FIFTY FOUR LIMITED</w:t>
       </w:r>
     </w:p>
     <w:p>
@@ -5054,7 +5171,7 @@
                 <w:sz w:val="18"/>
                 <w:u w:val="none"/>
               </w:rPr>
-              <w:t>U35105GJ2024PLC156646</w:t>
+              <w:t>U35105GJ2024PLC156649</w:t>
             </w:r>
           </w:p>
         </w:tc>
@@ -5082,7 +5199,7 @@
                 <w:sz w:val="18"/>
                 <w:u w:val="none"/>
               </w:rPr>
-              <w:t>ADANI HYDRO ENERGY ONE LIMITED</w:t>
+              <w:t>ADANI HYDRO ENERGY THREE LIMITED</w:t>
             </w:r>
           </w:p>
         </w:tc>
@@ -5168,7 +5285,7 @@
                 <w:sz w:val="18"/>
                 <w:u w:val="none"/>
               </w:rPr>
-              <w:t>U35105GJ2024PLC156649</w:t>
+              <w:t>U35105GJ2024PLC156646</w:t>
             </w:r>
           </w:p>
         </w:tc>
@@ -5196,7 +5313,7 @@
                 <w:sz w:val="18"/>
                 <w:u w:val="none"/>
               </w:rPr>
-              <w:t>ADANI HYDRO ENERGY THREE LIMITED</w:t>
+              <w:t>ADANI HYDRO ENERGY ONE LIMITED</w:t>
             </w:r>
           </w:p>
         </w:tc>
@@ -5396,7 +5513,7 @@
                 <w:sz w:val="18"/>
                 <w:u w:val="none"/>
               </w:rPr>
-              <w:t>U35105GJ2023PLC147063</w:t>
+              <w:t>U35105GJ2023PLC147062</w:t>
             </w:r>
           </w:p>
         </w:tc>
@@ -5424,7 +5541,7 @@
                 <w:sz w:val="18"/>
                 <w:u w:val="none"/>
               </w:rPr>
-              <w:t>ADANI RENEWABLE ENERGY FIFTY FOUR LIMITED</w:t>
+              <w:t>ADANI RENEWABLE ENERGY FIFTY THREE LIMITED</w:t>
             </w:r>
           </w:p>
         </w:tc>
@@ -5510,7 +5627,7 @@
                 <w:sz w:val="18"/>
                 <w:u w:val="none"/>
               </w:rPr>
-              <w:t>U35105GJ2023PLC147062</w:t>
+              <w:t>U35105GJ2023PLC147063</w:t>
             </w:r>
           </w:p>
         </w:tc>
@@ -5538,7 +5655,7 @@
                 <w:sz w:val="18"/>
                 <w:u w:val="none"/>
               </w:rPr>
-              <w:t>ADANI RENEWABLE ENERGY FIFTY THREE LIMITED</w:t>
+              <w:t>ADANI RENEWABLE ENERGY FIFTY FOUR LIMITED</w:t>
             </w:r>
           </w:p>
         </w:tc>

--- a/Backend/Director_Disclosure/Output_Disclosures/2024-25/ADANI_RENEWABLE_ENERGY_FIFTY_THREE_LIMITED/MBP-1/MBP1_Rajesh_Nandlal_Lakhara_10358329.docx
+++ b/Backend/Director_Disclosure/Output_Disclosures/2024-25/ADANI_RENEWABLE_ENERGY_FIFTY_THREE_LIMITED/MBP-1/MBP1_Rajesh_Nandlal_Lakhara_10358329.docx
@@ -2130,7 +2130,7 @@
                 <w:sz w:val="18"/>
                 <w:u w:val="none"/>
               </w:rPr>
-              <w:t>Date:   15th May, 2026</w:t>
+              <w:t>Date:   29th May, 2026</w:t>
             </w:r>
           </w:p>
         </w:tc>
@@ -3167,7 +3167,7 @@
                 <w:sz w:val="18"/>
                 <w:u w:val="none"/>
               </w:rPr>
-              <w:t>Date:   15th May, 2026</w:t>
+              <w:t>Date:   29th May, 2026</w:t>
             </w:r>
           </w:p>
         </w:tc>
@@ -3328,7 +3328,7 @@
           <w:sz w:val="20"/>
           <w:u w:val="none"/>
         </w:rPr>
-        <w:t>15th May, 2026</w:t>
+        <w:t>29th May, 2026</w:t>
       </w:r>
     </w:p>
     <w:p>

--- a/Backend/Director_Disclosure/Output_Disclosures/2024-25/ADANI_RENEWABLE_ENERGY_FIFTY_THREE_LIMITED/MBP-1/MBP1_Rajesh_Nandlal_Lakhara_10358329.docx
+++ b/Backend/Director_Disclosure/Output_Disclosures/2024-25/ADANI_RENEWABLE_ENERGY_FIFTY_THREE_LIMITED/MBP-1/MBP1_Rajesh_Nandlal_Lakhara_10358329.docx
@@ -957,7 +957,7 @@
                 <w:sz w:val="18"/>
                 <w:u w:val="none"/>
               </w:rPr>
-              <w:t>ADANI HYDRO ENERGY THREE LIMITED</w:t>
+              <w:t>ADANI HYDRO ENERGY ONE LIMITED</w:t>
             </w:r>
           </w:p>
         </w:tc>
@@ -1099,7 +1099,7 @@
                 <w:sz w:val="18"/>
                 <w:u w:val="none"/>
               </w:rPr>
-              <w:t>ADANI HYDRO ENERGY ONE LIMITED</w:t>
+              <w:t>ADANI HYDRO ENERGY THREE LIMITED</w:t>
             </w:r>
           </w:p>
         </w:tc>
@@ -1383,7 +1383,7 @@
                 <w:sz w:val="18"/>
                 <w:u w:val="none"/>
               </w:rPr>
-              <w:t>ADANI RENEWABLE ENERGY FIFTY THREE LIMITED</w:t>
+              <w:t>ADANI RENEWABLE ENERGY FIFTY FOUR LIMITED</w:t>
             </w:r>
           </w:p>
         </w:tc>
@@ -1525,7 +1525,7 @@
                 <w:sz w:val="18"/>
                 <w:u w:val="none"/>
               </w:rPr>
-              <w:t>ADANI RENEWABLE ENERGY FIFTY FOUR LIMITED</w:t>
+              <w:t>ADANI RENEWABLE ENERGY FIFTY THREE LIMITED</w:t>
             </w:r>
           </w:p>
         </w:tc>
@@ -2130,7 +2130,7 @@
                 <w:sz w:val="18"/>
                 <w:u w:val="none"/>
               </w:rPr>
-              <w:t>Date:   29th May, 2026</w:t>
+              <w:t>Date:   09th June, 2026</w:t>
             </w:r>
           </w:p>
         </w:tc>
@@ -3167,7 +3167,7 @@
                 <w:sz w:val="18"/>
                 <w:u w:val="none"/>
               </w:rPr>
-              <w:t>Date:   29th May, 2026</w:t>
+              <w:t>Date:   09th June, 2026</w:t>
             </w:r>
           </w:p>
         </w:tc>
@@ -3328,7 +3328,7 @@
           <w:sz w:val="20"/>
           <w:u w:val="none"/>
         </w:rPr>
-        <w:t>29th May, 2026</w:t>
+        <w:t>09th June, 2026</w:t>
       </w:r>
     </w:p>
     <w:p>
@@ -3433,7 +3433,7 @@
           <w:sz w:val="20"/>
           <w:u w:val="none"/>
         </w:rPr>
-        <w:t>ADANI HYDRO ENERGY THREE LIMITED</w:t>
+        <w:t>ADANI HYDRO ENERGY ONE LIMITED</w:t>
       </w:r>
     </w:p>
     <w:p>
@@ -3448,7 +3448,7 @@
           <w:sz w:val="20"/>
           <w:u w:val="none"/>
         </w:rPr>
-        <w:t>ADANI HYDRO ENERGY ONE LIMITED</w:t>
+        <w:t>ADANI HYDRO ENERGY THREE LIMITED</w:t>
       </w:r>
     </w:p>
     <w:p>
@@ -3478,7 +3478,7 @@
           <w:sz w:val="20"/>
           <w:u w:val="none"/>
         </w:rPr>
-        <w:t>ADANI RENEWABLE ENERGY FIFTY THREE LIMITED</w:t>
+        <w:t>ADANI RENEWABLE ENERGY FIFTY FOUR LIMITED</w:t>
       </w:r>
     </w:p>
     <w:p>
@@ -3493,7 +3493,7 @@
           <w:sz w:val="20"/>
           <w:u w:val="none"/>
         </w:rPr>
-        <w:t>ADANI RENEWABLE ENERGY FIFTY FOUR LIMITED</w:t>
+        <w:t>ADANI RENEWABLE ENERGY FIFTY THREE LIMITED</w:t>
       </w:r>
     </w:p>
     <w:p>
@@ -3629,7 +3629,7 @@
           <w:sz w:val="20"/>
           <w:u w:val="none"/>
         </w:rPr>
-        <w:t>ADANI HYDRO ENERGY THREE LIMITED</w:t>
+        <w:t>ADANI HYDRO ENERGY ONE LIMITED</w:t>
       </w:r>
     </w:p>
     <w:p>
@@ -3644,7 +3644,7 @@
           <w:sz w:val="20"/>
           <w:u w:val="none"/>
         </w:rPr>
-        <w:t>ADANI HYDRO ENERGY ONE LIMITED</w:t>
+        <w:t>ADANI HYDRO ENERGY THREE LIMITED</w:t>
       </w:r>
     </w:p>
     <w:p>
@@ -3674,7 +3674,7 @@
           <w:sz w:val="20"/>
           <w:u w:val="none"/>
         </w:rPr>
-        <w:t>ADANI RENEWABLE ENERGY FIFTY THREE LIMITED</w:t>
+        <w:t>ADANI RENEWABLE ENERGY FIFTY FOUR LIMITED</w:t>
       </w:r>
     </w:p>
     <w:p>
@@ -3689,7 +3689,7 @@
           <w:sz w:val="20"/>
           <w:u w:val="none"/>
         </w:rPr>
-        <w:t>ADANI RENEWABLE ENERGY FIFTY FOUR LIMITED</w:t>
+        <w:t>ADANI RENEWABLE ENERGY FIFTY THREE LIMITED</w:t>
       </w:r>
     </w:p>
     <w:p>
@@ -5171,7 +5171,7 @@
                 <w:sz w:val="18"/>
                 <w:u w:val="none"/>
               </w:rPr>
-              <w:t>U35105GJ2024PLC156649</w:t>
+              <w:t>U35105GJ2024PLC156646</w:t>
             </w:r>
           </w:p>
         </w:tc>
@@ -5199,7 +5199,7 @@
                 <w:sz w:val="18"/>
                 <w:u w:val="none"/>
               </w:rPr>
-              <w:t>ADANI HYDRO ENERGY THREE LIMITED</w:t>
+              <w:t>ADANI HYDRO ENERGY ONE LIMITED</w:t>
             </w:r>
           </w:p>
         </w:tc>
@@ -5285,7 +5285,7 @@
                 <w:sz w:val="18"/>
                 <w:u w:val="none"/>
               </w:rPr>
-              <w:t>U35105GJ2024PLC156646</w:t>
+              <w:t>U35105GJ2024PLC156649</w:t>
             </w:r>
           </w:p>
         </w:tc>
@@ -5313,7 +5313,7 @@
                 <w:sz w:val="18"/>
                 <w:u w:val="none"/>
               </w:rPr>
-              <w:t>ADANI HYDRO ENERGY ONE LIMITED</w:t>
+              <w:t>ADANI HYDRO ENERGY THREE LIMITED</w:t>
             </w:r>
           </w:p>
         </w:tc>
@@ -5513,7 +5513,7 @@
                 <w:sz w:val="18"/>
                 <w:u w:val="none"/>
               </w:rPr>
-              <w:t>U35105GJ2023PLC147062</w:t>
+              <w:t>U35105GJ2023PLC147063</w:t>
             </w:r>
           </w:p>
         </w:tc>
@@ -5541,7 +5541,7 @@
                 <w:sz w:val="18"/>
                 <w:u w:val="none"/>
               </w:rPr>
-              <w:t>ADANI RENEWABLE ENERGY FIFTY THREE LIMITED</w:t>
+              <w:t>ADANI RENEWABLE ENERGY FIFTY FOUR LIMITED</w:t>
             </w:r>
           </w:p>
         </w:tc>
@@ -5627,7 +5627,7 @@
                 <w:sz w:val="18"/>
                 <w:u w:val="none"/>
               </w:rPr>
-              <w:t>U35105GJ2023PLC147063</w:t>
+              <w:t>U35105GJ2023PLC147062</w:t>
             </w:r>
           </w:p>
         </w:tc>
@@ -5655,7 +5655,7 @@
                 <w:sz w:val="18"/>
                 <w:u w:val="none"/>
               </w:rPr>
-              <w:t>ADANI RENEWABLE ENERGY FIFTY FOUR LIMITED</w:t>
+              <w:t>ADANI RENEWABLE ENERGY FIFTY THREE LIMITED</w:t>
             </w:r>
           </w:p>
         </w:tc>
